--- a/7-8周/result/BIRD_MiniDev_Experiment_Report.docx
+++ b/7-8周/result/BIRD_MiniDev_Experiment_Report.docx
@@ -1255,7 +1255,7 @@
         <w:pStyle w:val="ListBullet"/>
       </w:pPr>
       <w:r>
-        <w:t>随机列优先采样真实但未被 gold SQL 使用的 schema 列；极少数小 schema 无法提供足够真实候选时补充中性合成列，并标记 generated=true。</w:t>
+        <w:t>随机列从全库未被 gold SQL 使用的列中采样，因此也可能同时引入新表；add_random_20 有 494/500 个变体至少新增一张表。候选不足时补充中性合成列并标记 generated=true；50 列条件中合成列占 17.5%，并非极少数。</w:t>
       </w:r>
     </w:p>
     <w:p>
@@ -11228,6 +11228,54 @@
       </w:pPr>
       <w:r>
         <w:t>BIRD_RESULTS/reports/SPIDER_2_LITE_PREREGISTRATION.md：下一阶段预注册。</w:t>
+      </w:r>
+    </w:p>
+    <w:p>
+      <w:pPr>
+        <w:pStyle w:val="Heading1"/>
+      </w:pPr>
+      <w:r>
+        <w:t>11 事后重分析（2026-10-22）</w:t>
+      </w:r>
+    </w:p>
+    <w:p>
+      <w:r>
+        <w:t>本报告完成后又做了一轮不重跑模型的事后审计，详见 result/POSTHOC_REANALYSIS_2026-10-22.md。以下三项会改变解释方式：</w:t>
+      </w:r>
+    </w:p>
+    <w:p>
+      <w:r>
+        <w:t>1. 原“桥接成分并集漏选率 +28.17pp”对比的是单表题目标列与多表题桥接列；加入“多表题非桥接目标列”基线后，桥接表内列反而更容易召回（-13.91pp，95% CI [-24.22, -3.69]），只有外键/join 列仍显著更难（+13.75pp，95% CI [+9.79, +17.73]）。</w:t>
+      </w:r>
+    </w:p>
+    <w:p>
+      <w:r>
+        <w:t>2. 原 add_random_* 实际同时加入新表（20 列时 494/500 个变体至少新增一张表，58.9% 的新增列来自新表），不能解释为“无关列”效应。</w:t>
+      </w:r>
+    </w:p>
+    <w:p>
+      <w:r>
+        <w:t>3. 原 add_synonym_5 中 63.5% 的新增列是 same_name，不是纯词法近义列；在 5 列条件内，same_name=0 时 Qwen3-4B/DeepSeek 准确率为 59.30%/74.42%，出现 2 个以上同名干扰后降到 8–20%，断崖主要由同名造成。</w:t>
+      </w:r>
+    </w:p>
+    <w:p>
+      <w:r>
+        <w:t>4. 缺失 schema 的“合规准确率”分母是 authorizer 成功分析的子集（DeepSeek bridge 9/81、FK 11/446），不是全部变体，也不是 base-correct；应改名为“合规可评估子集上的合规率”。40/494 外键变体、9/103 桥接变体的 evidence 出现被移除名字，需做剔除敏感性分析。</w:t>
+      </w:r>
+    </w:p>
+    <w:p>
+      <w:r>
+        <w:t>5. 执行门槛按 question_id 对齐后，四个随机 20 列差值的 95% CI 上界最高为 +5.2pp；因此可以更精确地写“数据排除了 +10pp 的下降差”，而不仅是“未达到 10pp”。</w:t>
+      </w:r>
+    </w:p>
+    <w:p>
+      <w:r>
+        <w:t>6. 纯列 20 补实验（只加列、不加表）已完成：全体准确率门槛仍不通过（四个下降差为 +0.60/+4.60/+1.80/-3.80pp，CI 上界均 &lt;10pp）；但 baseline-correct 额外失败仍为 +32.35/+34.13/+20.51/+10.00pp，机制证据保留。因此原门槛失败不是“加表”造成的假象。</w:t>
+      </w:r>
+    </w:p>
+    <w:p>
+      <w:r>
+        <w:t>原预注册门槛“不通过”的判定不变；新增的 add_pure_column 条件用于补做“只加列、不加表”的最小证实实验。</w:t>
       </w:r>
     </w:p>
     <w:sectPr>
